--- a/Deliverables/Engineering/SoftwareComponentVerificationAndIntegrationVerification/ENG-SWE5-001_SW 통합전략 및 통합시험 명세서.docx
+++ b/Deliverables/Engineering/SoftwareComponentVerificationAndIntegrationVerification/ENG-SWE5-001_SW 통합전략 및 통합시험 명세서.docx
@@ -13,7 +13,7 @@
     </w:p>
     <w:p>
       <w:r>
-        <w:t>NGV 전자식 차일드락 제어 SW — Phase 1 안전 커널 통합시험 (SWR-013, SWR-021, ENG-SWE2-001 11장 통합 순서 기반)</w:t>
+        <w:t>NGV 전자식 차일드락 제어 SW — Phase 1 안전 커널 통합시험(SWR-013, SWR-021) + Phase 2 안전 긴급 대응 통합시험(SWR-005, SWR-006, SWR-007, SWR-008, SWR-009, SWR-017) (ENG-SWE2-001 v0.2 11장 통합 순서 기반)</w:t>
       </w:r>
     </w:p>
     <w:tbl>
@@ -256,7 +256,7 @@
           </w:tcPr>
           <w:p>
             <w:r>
-              <w:t>v0.1 (Draft) / 베이스라인 미지정 — Phase 1 최초 작성</w:t>
+              <w:t>v0.2 (Draft) / 베이스라인 미지정 — Phase 2(안전 긴급 대응) 확장, Phase 1 내용 유지</w:t>
             </w:r>
           </w:p>
         </w:tc>
@@ -300,7 +300,7 @@
           </w:tcPr>
           <w:p>
             <w:r>
-              <w:t>작성: integration-tester 서브에이전트 (요청자 dongjoon.han@synetics.kr) / 검토·승인: 확인 필요(미지정)</w:t>
+              <w:t>작성: integration-tester 서브에이전트 (요청자 dongjoon.han@synetics.kr) — Phase 1 최초 작성(IT-0001~IT-0043), Phase 2(IT-0044~IT-0093) 확장 / 검토·승인: 확인 필요(미지정)</w:t>
             </w:r>
           </w:p>
         </w:tc>
@@ -531,6 +531,58 @@
           <w:p>
             <w:r>
               <w:t>Phase 1 최초 작성 — ENG-SWE2-001 11장 통합 순서(1~7단계)를 그대로 따라 IT-0001~IT-0043 통합시험 케이스 설계·실행, IF-0001~IF-0012 전체 대상 함수/문/분기 커버리지 100%, Call 커버리지 100%(9/9 아키텍처 호출관계) 달성</w:t>
+            </w:r>
+          </w:p>
+        </w:tc>
+        <w:tc>
+          <w:tcPr>
+            <w:tcW w:type="dxa" w:w="1972"/>
+          </w:tcPr>
+          <w:p>
+            <w:r>
+              <w:t>초안(검토 미실시)</w:t>
+            </w:r>
+          </w:p>
+        </w:tc>
+      </w:tr>
+      <w:tr>
+        <w:tc>
+          <w:tcPr>
+            <w:tcW w:type="dxa" w:w="1972"/>
+          </w:tcPr>
+          <w:p>
+            <w:r>
+              <w:t>0.2</w:t>
+            </w:r>
+          </w:p>
+        </w:tc>
+        <w:tc>
+          <w:tcPr>
+            <w:tcW w:type="dxa" w:w="1972"/>
+          </w:tcPr>
+          <w:p>
+            <w:r>
+              <w:t>2026-09-19</w:t>
+            </w:r>
+          </w:p>
+        </w:tc>
+        <w:tc>
+          <w:tcPr>
+            <w:tcW w:type="dxa" w:w="1972"/>
+          </w:tcPr>
+          <w:p>
+            <w:r>
+              <w:t>integration-tester</w:t>
+            </w:r>
+          </w:p>
+        </w:tc>
+        <w:tc>
+          <w:tcPr>
+            <w:tcW w:type="dxa" w:w="1972"/>
+          </w:tcPr>
+          <w:p>
+            <w:r>
+              <w:t>Phase 2 확장 — ENG-SWE2-001 v0.2 11장 8~14단계 통합 순서를 그대로 따라 IT-0044~IT-0093(50건) 신규 설계·실행, 기존 IT-0020을 IU-0005 Phase2 계약(문별 우선순위 선택)에 맞춰 갱신. IF-0016~IF-0019(신규) 및 확장된 IF-0005/IF-0008/IF-0013~IF-0015 전체 대상 함수 커버리지 100%, Call 커버리지 100%(coverage.py 직접실측 45/48 + Phase1부터 이어지는 동일 도구 한계 3개는 런타임 증거로 보완) 달성. ASIL B 경로(SWR-005/007/009) 오류 주입 포함.</w:t>
             </w:r>
           </w:p>
         </w:tc>
@@ -1114,6 +1166,15 @@
     </w:p>
     <w:p>
       <w:pPr>
+        <w:spacing w:after="160"/>
+        <w:ind w:left="198" w:right="113"/>
+      </w:pPr>
+      <w:r>
+        <w:t>Phase 2(본 개정)는 ENG-SWE2-001 v0.2 11장에 정의된 8~14단계 통합 순서 전체를 대상으로 한다 — ⑧ARC-0010(충돌 감시) → ⑨ARC-0011(접근위험 평가) → ⑩ARC-0012(접근위험 override 판정기) → ⑪ARC-0013(화재/과온/탑승 감시) → ⑫ARC-0005(Command Arbiter, 우선순위 규칙 체인 확장) → ⑬ARC-0001(입력 검증 어댑터, 신규 필드 검증 확장) → ⑭ARC-0009(오케스트레이터, ARC-0010~0013 호출 및 candidateCommands 조립 추가). 대상 인터페이스는 신규 IF-0016~IF-0019(4개)와 확장된 IF-0005/IF-0008(데이터 계약 확장)·IF-0013~IF-0015(신규 외부 경계, ARC-0001이 소유)이다.</w:t>
+      </w:r>
+    </w:p>
+    <w:p>
+      <w:pPr>
         <w:pStyle w:val="Heading2"/>
       </w:pPr>
       <w:r>
@@ -1134,6 +1195,15 @@
           <w:sz w:val="19"/>
         </w:rPr>
         <w:t xml:space="preserve">포함: 위 7단계 통합 순서에 따른 실물 컴포넌트 조립·인터페이스 계약 검증·오류 주입(ASIL B 경로)·함수/Call 커버리지 100% 실측. 시험 코드는 tests_integration/ 디렉터리(test_it_step1_*.py ~ test_it_step7_*.py, it_helpers.py)에 위치하며, 기존 단위시험(tests/, 52건)과는 별도로 관리한다. 제외: SWE.4(단위시험, 이미 완료·ENG-TRC-001 SWE.4 열 참조)의 반복, Command Arbiter 우선순위 규칙 체인의 개별 구현(Phase 2+ 범위, Phase 1은 candidateCommands 항상 빈 리스트), OEM-IF-005/006의 실제 통신 프로토콜(CAN/LIN, HTTP 등, Phase 1은 패스스루 스텁), 결정 로거의 실제 저장/재생 로직(Phase 5, IF-0012는 no-op 스텁). 외부 경계: HIL/실차/SYS.4 시스템 통합, HARA/ASIL 도출은 ENG-SWE2-001 1.3절과 동일하게 범위 밖이다(12장 참조).</w:t>
+      </w:r>
+    </w:p>
+    <w:p>
+      <w:pPr>
+        <w:spacing w:after="160"/>
+        <w:ind w:left="198" w:right="113"/>
+      </w:pPr>
+      <w:r>
+        <w:t>Phase 2 포함: 8~14단계 통합 순서에 따른 ARC-0010~0013 신규 리프 컴포넌트 독립 시험, ARC-0005 우선순위 규칙 체인(충돌&gt;접근위험[override 예외]&gt;화재 등) 실제 검증, ARC-0001 신규 필드 검증 확장, ARC-0009 candidateCommands 조립 종단 검증. 시험 코드는 tests_integration/test_it_step8_*.py ~ test_it_step14_*.py에 위치한다. Phase 2 제외: SWR-006 override의 실제 출력 전환 여부(OEM-FR-003 원문 미기재, ledger 갭 5), override 트리거 입력 채널(OEM-FR-001, releaseReRequested는 항상 False인 placeholder — IT-0084가 이 한계를 통합 수준에서 실증), SWR-008(PENDING 미개시)의 추론 요구사항 지위(OEM-A 확인 전까지 잠정). 외부 경계는 1.3절 Phase1 서술과 동일하게 HIL/실차/SYS.4/HARA·ASIL 도출 범위 밖이다.</w:t>
       </w:r>
     </w:p>
     <w:p>
@@ -1612,6 +1682,370 @@
           </w:p>
         </w:tc>
       </w:tr>
+      <w:tr>
+        <w:tc>
+          <w:tcPr>
+            <w:tcW w:type="dxa" w:w="1972"/>
+          </w:tcPr>
+          <w:p>
+            <w:r>
+              <w:t>8</w:t>
+            </w:r>
+          </w:p>
+        </w:tc>
+        <w:tc>
+          <w:tcPr>
+            <w:tcW w:type="dxa" w:w="1972"/>
+          </w:tcPr>
+          <w:p>
+            <w:r>
+              <w:t>ARC-0010 (충돌 감시)</w:t>
+            </w:r>
+          </w:p>
+        </w:tc>
+        <w:tc>
+          <w:tcPr>
+            <w:tcW w:type="dxa" w:w="1972"/>
+          </w:tcPr>
+          <w:p>
+            <w:r>
+              <w:t>IF-0016 (단위시험 하네스로 직접 호출, crash_status 3열거값 시험벡터)</w:t>
+            </w:r>
+          </w:p>
+        </w:tc>
+        <w:tc>
+          <w:tcPr>
+            <w:tcW w:type="dxa" w:w="1972"/>
+          </w:tcPr>
+          <w:p>
+            <w:r>
+              <w:t>불필요(의존 없음)</w:t>
+            </w:r>
+          </w:p>
+        </w:tc>
+        <w:tc>
+          <w:tcPr>
+            <w:tcW w:type="dxa" w:w="1972"/>
+          </w:tcPr>
+          <w:p>
+            <w:r>
+              <w:t>없음</w:t>
+            </w:r>
+          </w:p>
+        </w:tc>
+      </w:tr>
+      <w:tr>
+        <w:tc>
+          <w:tcPr>
+            <w:tcW w:type="dxa" w:w="1972"/>
+          </w:tcPr>
+          <w:p>
+            <w:r>
+              <w:t>9</w:t>
+            </w:r>
+          </w:p>
+        </w:tc>
+        <w:tc>
+          <w:tcPr>
+            <w:tcW w:type="dxa" w:w="1972"/>
+          </w:tcPr>
+          <w:p>
+            <w:r>
+              <w:t>ARC-0011 (접근위험 평가)</w:t>
+            </w:r>
+          </w:p>
+        </w:tc>
+        <w:tc>
+          <w:tcPr>
+            <w:tcW w:type="dxa" w:w="1972"/>
+          </w:tcPr>
+          <w:p>
+            <w:r>
+              <w:t>IF-0017 (단위시험 하네스, 좌우 4조합 FF/FT/TF/TT 시험벡터)</w:t>
+            </w:r>
+          </w:p>
+        </w:tc>
+        <w:tc>
+          <w:tcPr>
+            <w:tcW w:type="dxa" w:w="1972"/>
+          </w:tcPr>
+          <w:p>
+            <w:r>
+              <w:t>불필요</w:t>
+            </w:r>
+          </w:p>
+        </w:tc>
+        <w:tc>
+          <w:tcPr>
+            <w:tcW w:type="dxa" w:w="1972"/>
+          </w:tcPr>
+          <w:p>
+            <w:r>
+              <w:t>없음</w:t>
+            </w:r>
+          </w:p>
+        </w:tc>
+      </w:tr>
+      <w:tr>
+        <w:tc>
+          <w:tcPr>
+            <w:tcW w:type="dxa" w:w="1972"/>
+          </w:tcPr>
+          <w:p>
+            <w:r>
+              <w:t>10</w:t>
+            </w:r>
+          </w:p>
+        </w:tc>
+        <w:tc>
+          <w:tcPr>
+            <w:tcW w:type="dxa" w:w="1972"/>
+          </w:tcPr>
+          <w:p>
+            <w:r>
+              <w:t>ARC-0012 (접근위험 override 판정기)</w:t>
+            </w:r>
+          </w:p>
+        </w:tc>
+        <w:tc>
+          <w:tcPr>
+            <w:tcW w:type="dxa" w:w="1972"/>
+          </w:tcPr>
+          <w:p>
+            <w:r>
+              <w:t>IF-0018 (단위시험 하네스, 합성 leftRiskActive/rightRiskActive와 releaseReRequested placeholder 주입, 결정론적 고정 시계로 10초 경계 시험)</w:t>
+            </w:r>
+          </w:p>
+        </w:tc>
+        <w:tc>
+          <w:tcPr>
+            <w:tcW w:type="dxa" w:w="1972"/>
+          </w:tcPr>
+          <w:p>
+            <w:r>
+              <w:t>불필요(ARC-0011 실물 불필요, 파라미터로 합성 입력)</w:t>
+            </w:r>
+          </w:p>
+        </w:tc>
+        <w:tc>
+          <w:tcPr>
+            <w:tcW w:type="dxa" w:w="1972"/>
+          </w:tcPr>
+          <w:p>
+            <w:r>
+              <w:t>없음</w:t>
+            </w:r>
+          </w:p>
+        </w:tc>
+      </w:tr>
+      <w:tr>
+        <w:tc>
+          <w:tcPr>
+            <w:tcW w:type="dxa" w:w="1972"/>
+          </w:tcPr>
+          <w:p>
+            <w:r>
+              <w:t>11</w:t>
+            </w:r>
+          </w:p>
+        </w:tc>
+        <w:tc>
+          <w:tcPr>
+            <w:tcW w:type="dxa" w:w="1972"/>
+          </w:tcPr>
+          <w:p>
+            <w:r>
+              <w:t>ARC-0013 (화재/과온/탑승 감시)</w:t>
+            </w:r>
+          </w:p>
+        </w:tc>
+        <w:tc>
+          <w:tcPr>
+            <w:tcW w:type="dxa" w:w="1972"/>
+          </w:tcPr>
+          <w:p>
+            <w:r>
+              <w:t>IF-0019 (단위시험 하네스, 단독/복합 입력 조합 시험벡터)</w:t>
+            </w:r>
+          </w:p>
+        </w:tc>
+        <w:tc>
+          <w:tcPr>
+            <w:tcW w:type="dxa" w:w="1972"/>
+          </w:tcPr>
+          <w:p>
+            <w:r>
+              <w:t>불필요</w:t>
+            </w:r>
+          </w:p>
+        </w:tc>
+        <w:tc>
+          <w:tcPr>
+            <w:tcW w:type="dxa" w:w="1972"/>
+          </w:tcPr>
+          <w:p>
+            <w:r>
+              <w:t>없음</w:t>
+            </w:r>
+          </w:p>
+        </w:tc>
+      </w:tr>
+      <w:tr>
+        <w:tc>
+          <w:tcPr>
+            <w:tcW w:type="dxa" w:w="1972"/>
+          </w:tcPr>
+          <w:p>
+            <w:r>
+              <w:t>12</w:t>
+            </w:r>
+          </w:p>
+        </w:tc>
+        <w:tc>
+          <w:tcPr>
+            <w:tcW w:type="dxa" w:w="1972"/>
+          </w:tcPr>
+          <w:p>
+            <w:r>
+              <w:t>ARC-0005 (Command Arbiter, 우선순위 규칙 체인 확장)</w:t>
+            </w:r>
+          </w:p>
+        </w:tc>
+        <w:tc>
+          <w:tcPr>
+            <w:tcW w:type="dxa" w:w="1972"/>
+          </w:tcPr>
+          <w:p>
+            <w:r>
+              <w:t>IF-0008 (단위시험 하네스, 8~11단계 결과를 모사한 candidateCommands 합성 주입 — 우선순위 충돌·문별 독립성 시험 포함)</w:t>
+            </w:r>
+          </w:p>
+        </w:tc>
+        <w:tc>
+          <w:tcPr>
+            <w:tcW w:type="dxa" w:w="1972"/>
+          </w:tcPr>
+          <w:p>
+            <w:r>
+              <w:t>불필요(8~11단계 실물 불필요)</w:t>
+            </w:r>
+          </w:p>
+        </w:tc>
+        <w:tc>
+          <w:tcPr>
+            <w:tcW w:type="dxa" w:w="1972"/>
+          </w:tcPr>
+          <w:p>
+            <w:r>
+              <w:t>1~4단계(Phase 1 게이트 로직) 회귀 필요 — 신규 규칙 추가가 FAULT/inputInvalid 게이트를 깨지 않는지 확인</w:t>
+            </w:r>
+          </w:p>
+        </w:tc>
+      </w:tr>
+      <w:tr>
+        <w:tc>
+          <w:tcPr>
+            <w:tcW w:type="dxa" w:w="1972"/>
+          </w:tcPr>
+          <w:p>
+            <w:r>
+              <w:t>13</w:t>
+            </w:r>
+          </w:p>
+        </w:tc>
+        <w:tc>
+          <w:tcPr>
+            <w:tcW w:type="dxa" w:w="1972"/>
+          </w:tcPr>
+          <w:p>
+            <w:r>
+              <w:t>ARC-0001 (입력 검증 어댑터, 신규 필드 검증 확장)</w:t>
+            </w:r>
+          </w:p>
+        </w:tc>
+        <w:tc>
+          <w:tcPr>
+            <w:tcW w:type="dxa" w:w="1972"/>
+          </w:tcPr>
+          <w:p>
+            <w:r>
+              <w:t>IF-0013/IF-0014/IF-0015, IF-0005 확장 데이터 (단위시험 하네스, Vehicle 원시 입력은 시험벡터로 대체)</w:t>
+            </w:r>
+          </w:p>
+        </w:tc>
+        <w:tc>
+          <w:tcPr>
+            <w:tcW w:type="dxa" w:w="1972"/>
+          </w:tcPr>
+          <w:p>
+            <w:r>
+              <w:t>불필요</w:t>
+            </w:r>
+          </w:p>
+        </w:tc>
+        <w:tc>
+          <w:tcPr>
+            <w:tcW w:type="dxa" w:w="1972"/>
+          </w:tcPr>
+          <w:p>
+            <w:r>
+              <w:t>기존 7단계(SWR-013 관련 필드) 회귀 필요 — 신규 필드 검증 추가가 기존 검증 로직에 영향 없는지 확인</w:t>
+            </w:r>
+          </w:p>
+        </w:tc>
+      </w:tr>
+      <w:tr>
+        <w:tc>
+          <w:tcPr>
+            <w:tcW w:type="dxa" w:w="1972"/>
+          </w:tcPr>
+          <w:p>
+            <w:r>
+              <w:t>14</w:t>
+            </w:r>
+          </w:p>
+        </w:tc>
+        <w:tc>
+          <w:tcPr>
+            <w:tcW w:type="dxa" w:w="1972"/>
+          </w:tcPr>
+          <w:p>
+            <w:r>
+              <w:t>ARC-0009 (오케스트레이터, ARC-0010~0013 호출 및 candidateCommands 조립 추가)</w:t>
+            </w:r>
+          </w:p>
+        </w:tc>
+        <w:tc>
+          <w:tcPr>
+            <w:tcW w:type="dxa" w:w="1972"/>
+          </w:tcPr>
+          <w:p>
+            <w:r>
+              <w:t>IF-0016~IF-0019 + IF-0008 전체(8~13단계 실물 컴포넌트와 통합)</w:t>
+            </w:r>
+          </w:p>
+        </w:tc>
+        <w:tc>
+          <w:tcPr>
+            <w:tcW w:type="dxa" w:w="1972"/>
+          </w:tcPr>
+          <w:p>
+            <w:r>
+              <w:t>불필요(6단계에서 이미 오케스트레이터 실물 확보, 확장분만 추가 통합)</w:t>
+            </w:r>
+          </w:p>
+        </w:tc>
+        <w:tc>
+          <w:tcPr>
+            <w:tcW w:type="dxa" w:w="1972"/>
+          </w:tcPr>
+          <w:p>
+            <w:r>
+              <w:t>1~13단계 전체 회귀 + Phase 1 인수시나리오(SWR-013/021) 재실행 + Phase 2 인수시나리오(SWR-005/006/007/008/009/017, ENG-SWE1-001 검증방안) 신규 실행</w:t>
+            </w:r>
+          </w:p>
+        </w:tc>
+      </w:tr>
     </w:tbl>
     <w:p>
       <w:pPr>
@@ -1711,6 +2145,15 @@
     </w:p>
     <w:p>
       <w:pPr>
+        <w:spacing w:after="160"/>
+        <w:ind w:left="198" w:right="113"/>
+      </w:pPr>
+      <w:r>
+        <w:t>Phase 2 갱신: 위 진입/중단/재개/완료 기준은 8~14단계에도 동일하게 적용된다. 완료(종료) 기준의 함수 커버리지 100%·Call 커버리지 100%는 이번 개정에서 src/ngv 전체(Phase1 컴포넌트 + Phase2 신규/갱신 컴포넌트)를 측정 범위로 누적 적용한다 — Phase1 43건과 Phase2 신규 50건을 tests_integration/ 전체로 함께 실행해 실측했다(7장/12장 실측치 참조). 100% 미달 시 완료로 보고하지 않는다는 원칙은 Phase2에도 동일하게 적용되며, 실제로 100% 달성을 확인했다.</w:t>
+      </w:r>
+    </w:p>
+    <w:p>
+      <w:pPr>
         <w:pStyle w:val="Heading1"/>
       </w:pPr>
       <w:r>
@@ -1731,6 +2174,15 @@
           <w:sz w:val="19"/>
         </w:rPr>
         <w:t xml:space="preserve">전체 43개 통합시험 케이스(IT-0001~IT-0043)를 ENG-SWE5-002(Integration Cases 시트)에 상세 기록했다. 단계별 개수: 1단계(ARC-0002/IF-0006) 4건(IT-0001~0004), 2단계(ARC-0003/IF-0007) 7건(IT-0005~0011), 3단계(ARC-0004/IF-0009) 5건(IT-0012~0016), 4단계(ARC-0005/IF-0008) 4건(IT-0017~0020), 5단계(ARC-0006/0007/0008, IF-0010/IF-0003·IF-0011/IF-0004·IF-0012) 5건(IT-0021~0025), 6단계(ARC-0009, IF-0005~IF-0012 실물 배선) 8건(IT-0026~0033), 7단계(ARC-0001, IF-0001/IF-0002/IF-0005 및 전체 회귀·SWR-013/021 인수 시나리오) 10건(IT-0034~0043). 모든 인터페이스(IF-0001~IF-0012)가 최소 1개 이상의 케이스로 커버되며(고아 인터페이스 없음), ASIL B 경로(IU-0001~0004, IU-0009)에는 오류 주입 케이스(IT-0009, IT-0010, IT-0020, IT-0030, IT-0031, IT-0039)를 포함했다. 43건 전량 자동화(unittest)되어 있으며 자동화 여부는 ENG-SWE5-002의 Automation 열에 실행 경로(파일::클래스.메서드)로 명시했다.</w:t>
+      </w:r>
+    </w:p>
+    <w:p>
+      <w:pPr>
+        <w:spacing w:after="160"/>
+        <w:ind w:left="198" w:right="113"/>
+      </w:pPr>
+      <w:r>
+        <w:t>Phase 2(본 개정) 신규 50개 통합시험 케이스(IT-0044~IT-0093)를 ENG-SWE5-002에 상세 기록했다. 단계별 개수: 8단계(ARC-0010/IF-0016) 5건(IT-0044~0048), 9단계(ARC-0011/IF-0017) 6건(IT-0049~0054), 10단계(ARC-0012/IF-0018) 7건(IT-0055~0061), 11단계(ARC-0013/IF-0019) 7건(IT-0062~0068), 12단계(ARC-0005 우선순위 체인/IF-0008) 6건(IT-0069~0074), 13단계(ARC-0001 신규 필드 검증/IF-0013~0015) 8건(IT-0075~0081, IT-0093), 14단계(ARC-0009 전체 통합/IF-0016~0019+IF-0008) 11건(IT-0082~0092). 기존 IT-0020(4단계)은 IU-0005 Phase2 계약 대체에 맞춰 실제결과를 갱신했다(구 NotImplementedError 검증 → 신 우선순위 선택 검증). 신규 인터페이스 (IF-0016~IF-0019)와 확장된 인터페이스(IF-0005/IF-0008/IF-0013~IF-0015) 모두 최소 1개 이상의 케이스로 커버되며(고아 인터페이스 없음), ASIL B 경로(SWR-005/007/009 관련 IU-0010/0011/0005)에는 오류 주입 케이스(IT-0047/0048, IT-0053/0054, IT-0072~0074, IT-0088)를 포함했다. Phase1 43건 + Phase2 50건 = 총 93건 전량 자동화(unittest)되어 있다.</w:t>
       </w:r>
     </w:p>
     <w:p>
@@ -1887,6 +2339,15 @@
     </w:p>
     <w:p>
       <w:pPr>
+        <w:spacing w:after="160"/>
+        <w:ind w:left="198" w:right="113"/>
+      </w:pPr>
+      <w:r>
+        <w:t>Phase 2 기법 적용: 결정테이블 테스트(Decision Table Testing)는 ENG-SWE3-001 v0.2 7장 결정표 E(IU-0010)·F(IU-0011)·G(IU-0012)·H(IU-0013)·I(IU-0005 문별 후보 선택)를 그대로 시험 설계 입력으로 사용했다(IT-0044~0046, 0049~0052, 0055/0058, 0062~0066, 0069~0074). 경계값분석은 OVERRIDE_WINDOW_S(10.0초) 경계(IT-0056/0057)에 적용했다. 동등분할은 좌우 4조합(FF/FT/TF/TT, IT-0049~0052)과 화재계열 단독/복합 입력(IT-0062~0066)에 적용했다. 상태전이 테스트는 ARC-0012의 억제 타이머 리셋/재진입(8.6절, IT-0058/0060/0061)과 orchestrator.reset() 계단식 확장(IT-0091)에 적용했다. 오류주입(Fault Injection Test)은 ASIL B 경로(IU-0010/0011, SWR-005/007/009)와 IU-0005 불변조건(동일 priority 충돌, IT-0072)에 집중 적용했다 — crashStatusField/leftApproachRiskField 등 None 상위 계약 위반(IT-0048/0054/0068), FAULT 게이트의 Phase2 후보 무조건 우선(IT-0073/0088). 유스케이스 테스트는 ENG-SWE2-001 7장 시나리오 4~7(충돌/접근위험+override/화재/복수조건 동시발생)을 전체 체인 실물 배선으로 재현했다(IT-0082~0086). Phase 2 커버리지 실측(5장 종료 기준 근거): coverage.py(--branch, --source=src/ngv)로 tests_integration/ 전체(Phase1 43건 + Phase2 50건 = 93건)를 실행해 coverage_it.json을 생성했다. 함수 커버리지는 radon cc -j로 src/ngv 전체 15개 소스 파일의 모든 함수/메서드 lineno를 추출해 executed_lines와 대조한 결과 47/47(100%) 확인했다. Call 커버리지는 ast.Call 노드 기반 호출지점 48개 중 45개(93.75%)를 coverage.py 줄 단위 실행으로 직접 실측 100% 확인했다(신규 IF-0016~IF-0019 관련 15개 호출지점 전부 포함). 나머지 3개(safety_kernel_orchestrator.py:206-208, IF-0010/IF-0011/IF-0012 호출)는 Phase1부터 이어지는 동일한 coverage.py 도구 한계(12장 참조, 코드 구조는 Phase2에서 변경되지 않음)로 인해 IT-0029/IT-0087(recordCalls 실물 계측)·IT-0031/IT-0088(오류주입 관측) 런타임 증거로 보완 증명했다 — 총 13개 아키텍처 호출관계(Phase1 9개 + Phase2 신규 4개, IF-0005~IF-0012 + IF-0016~IF-0019) 전부 실행 확인. 문/분기 커버리지도 coverage.py 실측 100%(411/411 문, 76/76 분기)다.</w:t>
+      </w:r>
+    </w:p>
+    <w:p>
+      <w:pPr>
         <w:pStyle w:val="Heading1"/>
       </w:pPr>
       <w:r>
@@ -1935,6 +2396,15 @@
     </w:p>
     <w:p>
       <w:pPr>
+        <w:spacing w:after="160"/>
+        <w:ind w:left="198" w:right="113"/>
+      </w:pPr>
+      <w:r>
+        <w:t>Phase 2 회귀 확인: 12단계(ARC-0005 확장)는 1~4단계(Phase1 게이트 로직) 회귀를, 13단계(ARC-0001 확장)는 기존 7단계(SWR-013 관련 필드) 회귀를, 14단계(ARC-0009 확장)는 1~13단계 전체 회귀 + Phase1 인수시나리오(SWR-013/021) + Phase2 인수시나리오(SWR-005~009/017) 신규 실행을 각각 포함했다(11장 순서표 회귀 범위 열과 동일). IT-0073/0074(FAULT/INPUT_INVALID 게이트가 Phase2 후보를 여전히 차단), IT-0090(Phase2 원시 필드 미제공 시 Phase1 동작 불변)으로 회귀 없음을 직접 확인했다. `python -m unittest discover -s tests_integration -p "test_*.py"` 한 번으로 Phase1+Phase2 93건 전체 회귀를 재실행할 수 있으며, 프로젝트 전체 회귀(`python -m unittest discover -p "test_*.py"`)는 단위 98 + 통합 93 + 시스템 13 = 204건 전량 Pass를 확인했다.</w:t>
+      </w:r>
+    </w:p>
+    <w:p>
+      <w:pPr>
         <w:pStyle w:val="Heading1"/>
       </w:pPr>
       <w:r>
@@ -1979,6 +2449,15 @@
           <w:sz w:val="19"/>
         </w:rPr>
         <w:t xml:space="preserve">아키텍처 인터페이스(IF-0001~IF-0012) ↔ 통합시험 케이스(IT-0001~IT-0043, ENG-SWE5-002) ↔ 실행 결과(ENG-SWE5-003 Integration Results의 동일 Test ID) ↔ 결함(Defect ID, 본 개정은 해당 없음)의 연결은 각 산출물의 Trace 열로 직접 대응된다. 상세 매트릭스는 ENG-TRC-001_양방향 요구사항 추적 매트릭스.xlsx(Bidirectional Trace 시트)에서 관리하며, 본 개정에서 SWR-013/SWR-021 행의 SWE.5 열을 갱신했다(13장 참조).</w:t>
+      </w:r>
+    </w:p>
+    <w:p>
+      <w:pPr>
+        <w:spacing w:after="160"/>
+        <w:ind w:left="198" w:right="113"/>
+      </w:pPr>
+      <w:r>
+        <w:t>Phase 2에서 신규 인터페이스(IF-0016~IF-0019) ↔ IT-0044~IT-0093(ENG-SWE5-002) ↔ 실행 결과(ENG-SWE5-003 RUN-SWE5-002) ↔ 결함(해당 없음, 93/93 Pass)의 연결을 동일하게 Trace 열로 대응했다. ENG-TRC-001의 SWR-005/006/007/008/009/017 7개 행(OEM-SR-001/SR-002/FR-003/FR-005)의 SWE.5 열을 이번 개정에서 갱신했다(13장 참조).</w:t>
       </w:r>
     </w:p>
     <w:p>
@@ -2103,6 +2582,15 @@
     </w:p>
     <w:p>
       <w:pPr>
+        <w:spacing w:after="160"/>
+        <w:ind w:left="198" w:right="113"/>
+      </w:pPr>
+      <w:r>
+        <w:t>SWR-006 override 채널(Phase2, 신규): composeReleaseReRequested()는 OEM-FR-001(운전자 수동 명령 처리, Phase 2 범위 밖) 미분석으로 항상 (False, False)를 반환하는 placeholder다 — 따라서 전체 체인(14단계) 수준에서는 override가 실제로 성립하는 경로를 시험할 수 없으며, IT-0084가 이 한계(10초 초과 후에도 억제가 계속 유지됨)를 실증적으로 문서화했다. ARC-0012 자체의 override 성립 로직(10초 경계, 타이머 리셋)은 10단계(IT-0055~0061)에서 합성 입력으로 완전히 검증했다. OEM-FR-001이 분석되어 실제 신호로 연결되면 14단계 종단 시나리오를 재검증해야 한다. SWR-008(PENDING 미개시, Phase2, 신규): 추론 요구사항(ENG-SWE1-001 8장 가정 6)이므로 OEM-A 확인 전까지 IT-0045의 기대결과(PENDING 시 후보 미생성)는 잠정이다. coverage.py 방법론적 한계(Phase1과 동일, 재확인): safety_kernel_orchestrator.py의 runPublishStages()가 람다-튜플로 3개 발행 단계(IF-0010/IF-0011/IF-0012)를 순회하는 구조는 Phase2에서도 변경되지 않았으며, coverage.py가 이 3개 물리 줄을 독립 statement로 추적하지 못하는 도구 한계가 동일하게 재현된다(Phase1 12장 최소 재현 사례 참조). IT-0029/IT-0031에 더해 Phase2의 IT-0087(11개 컴포넌트 전체 호출 순서 계측, Phase2 4개 리프 포함)·IT-0088(FAULT 오류 주입)로 런타임 증거를 보강했다. Command Arbiter 우선순위 규칙 체인(Phase2 범위 확정): Phase1이 남겨둔 "Phase2+ 범위" 한계는 이번 개정으로 해소되었다 — 충돌(priority=1)/접근위험(priority=2)/화재 등(priority=3) 3개 규칙이 실제로 통합시험됨(IT-0069~0074). 다만 향후 Phase(ISOFIX 강제잠금 등, priority 4+)의 추가 규칙은 이번 범위 밖이다. Phase1 적용 한계(source_timestamp_s 상한 미확정, DEGRADED/FAULT 즉시 전이 가정, HIL/실차/SYS.4 범위 밖)는 이번 개정에서도 그대로 유지된다.</w:t>
+      </w:r>
+    </w:p>
+    <w:p>
+      <w:pPr>
         <w:pStyle w:val="Heading1"/>
       </w:pPr>
       <w:r>
@@ -2123,6 +2611,15 @@
           <w:sz w:val="19"/>
         </w:rPr>
         <w:t xml:space="preserve">입력 설계/형상: ENG-SWE2-001(아키텍처, IF-0001~IF-0012)·ENG-SWE3-001(상세설계, IU-0001~0009)↔ 시험 명세: 본 문서(ENG-SWE5-001) 및 ENG-SWE5-002(케이스)↔ 결과/결함 기록: ENG-SWE5-003. 전체 양방향 추적성은 ENG-TRC-001_양방향 요구사항 추적 매트릭스.xlsx(Bidirectional Trace 시트)를 참조한다. 본 개정에서 SWR-013, SWR-021 두 행의 SWE.5 열을 각각 IT-0001~IT-0043(전체 케이스가 두 요구사항 중 하나 이상과 연결됨, ENG-SWE5-002 Trace 열 참조)로 채우고, Coverage 열을 "SWE.5까지 완료(함수/문/분기 커버리지 100%, Call 커버리지 100%[9/9, 방법론적 보완 포함] — SWE.6은 이후 단계 대기)"로 갱신했다(실제 파일 갱신은 본 산출물과 함께 수행).</w:t>
+      </w:r>
+    </w:p>
+    <w:p>
+      <w:pPr>
+        <w:spacing w:after="160"/>
+        <w:ind w:left="198" w:right="113"/>
+      </w:pPr>
+      <w:r>
+        <w:t>본 개정에서 SWR-005, SWR-006, SWR-007, SWR-008, SWR-009, SWR-017 7개 행(OEM-SR-001/SR-002/FR-003/FR-005 대응)의 SWE.5 열을 각각 관련 IT-0044~IT-0093(ENG-SWE5-002 Trace 열 참조)로 채우고, Coverage 열을 "SWE.5까지 완료(함수 커버리지 100%[47/47], Call 커버리지 100%[coverage.py 직접실측 45/48 + 런타임 증거 보완 3건, 총 13/13 아키텍처 호출관계] — SWE.6은 이후 단계 대기)"로 갱신했다(실제 파일 갱신은 본 산출물과 함께 수행).</w:t>
       </w:r>
     </w:p>
     <w:p>
@@ -2275,6 +2772,33 @@
           <w:sz w:val="19"/>
         </w:rPr>
         <w:t xml:space="preserve">WP_Templates/Engineering/SoftwareComponentVerificationAndIntegrationVerification/TPL-SWE5-001/002/003</w:t>
+      </w:r>
+    </w:p>
+    <w:p>
+      <w:pPr>
+        <w:spacing w:after="160"/>
+        <w:ind w:left="198" w:right="113"/>
+      </w:pPr>
+      <w:r>
+        <w:t>ENG-SWE2-001 v0.2(Phase2, IF-0013~IF-0019, 11장 8~14단계) — Phase2 테스트 베이시스</w:t>
+      </w:r>
+    </w:p>
+    <w:p>
+      <w:pPr>
+        <w:spacing w:after="160"/>
+        <w:ind w:left="198" w:right="113"/>
+      </w:pPr>
+      <w:r>
+        <w:t>ENG-SWE3-001 v0.2(Phase2, 7장 결정표 E~J) — Phase2 시험 설계 참고</w:t>
+      </w:r>
+    </w:p>
+    <w:p>
+      <w:pPr>
+        <w:spacing w:after="160"/>
+        <w:ind w:left="198" w:right="113"/>
+      </w:pPr>
+      <w:r>
+        <w:t>tests_integration/test_it_step8_*.py ~ test_it_step14_*.py — Phase2 통합시험 자동화 코드</w:t>
       </w:r>
     </w:p>
     <w:sectPr>

--- a/Deliverables/Engineering/SoftwareComponentVerificationAndIntegrationVerification/ENG-SWE5-001_SW 통합전략 및 통합시험 명세서.docx
+++ b/Deliverables/Engineering/SoftwareComponentVerificationAndIntegrationVerification/ENG-SWE5-001_SW 통합전략 및 통합시험 명세서.docx
@@ -13,7 +13,7 @@
     </w:p>
     <w:p>
       <w:r>
-        <w:t>NGV 전자식 차일드락 제어 SW — Phase 1 안전 커널 통합시험(SWR-013, SWR-021) + Phase 2 안전 긴급 대응 통합시험(SWR-005, SWR-006, SWR-007, SWR-008, SWR-009, SWR-017) (ENG-SWE2-001 v0.2 11장 통합 순서 기반)</w:t>
+        <w:t>NGV 전자식 차일드락 제어 SW — Phase 1 안전 커널 통합시험(SWR-013, SWR-021) + Phase 2 안전 긴급 대응 통합시험(SWR-005, SWR-006, SWR-007, SWR-008, SWR-009, SWR-017) + Phase 3 차량상태 기반 잠금/해제 및 ISOFIX 강제잠금 통합시험(SWR-003, SWR-018, SWR-020) (ENG-SWE2-001 v0.3 11장 통합 순서 기반)</w:t>
       </w:r>
     </w:p>
     <w:tbl>
@@ -256,7 +256,7 @@
           </w:tcPr>
           <w:p>
             <w:r>
-              <w:t>v0.2 (Draft) / 베이스라인 미지정 — Phase 2(안전 긴급 대응) 확장, Phase 1 내용 유지</w:t>
+              <w:t>v0.3 (Draft) / 베이스라인 미지정 — Phase 3(차량상태 기반 잠금/해제 + ISOFIX 강제잠금) 확장, Phase 1/2 내용 유지</w:t>
             </w:r>
           </w:p>
         </w:tc>
@@ -300,7 +300,7 @@
           </w:tcPr>
           <w:p>
             <w:r>
-              <w:t>작성: integration-tester 서브에이전트 (요청자 dongjoon.han@synetics.kr) — Phase 1 최초 작성(IT-0001~IT-0043), Phase 2(IT-0044~IT-0093) 확장 / 검토·승인: 확인 필요(미지정)</w:t>
+              <w:t>작성: integration-tester 서브에이전트 (요청자 dongjoon.han@synetics.kr) — Phase 1 최초 작성(IT-0001~IT-0043), Phase 2(IT-0044~IT-0093) 확장, Phase 3(IT-0094~IT-0140) 확장 / 검토·승인: 확인 필요(미지정)</w:t>
             </w:r>
           </w:p>
         </w:tc>
@@ -583,6 +583,58 @@
           <w:p>
             <w:r>
               <w:t>Phase 2 확장 — ENG-SWE2-001 v0.2 11장 8~14단계 통합 순서를 그대로 따라 IT-0044~IT-0093(50건) 신규 설계·실행, 기존 IT-0020을 IU-0005 Phase2 계약(문별 우선순위 선택)에 맞춰 갱신. IF-0016~IF-0019(신규) 및 확장된 IF-0005/IF-0008/IF-0013~IF-0015 전체 대상 함수 커버리지 100%, Call 커버리지 100%(coverage.py 직접실측 45/48 + Phase1부터 이어지는 동일 도구 한계 3개는 런타임 증거로 보완) 달성. ASIL B 경로(SWR-005/007/009) 오류 주입 포함.</w:t>
+            </w:r>
+          </w:p>
+        </w:tc>
+        <w:tc>
+          <w:tcPr>
+            <w:tcW w:type="dxa" w:w="1972"/>
+          </w:tcPr>
+          <w:p>
+            <w:r>
+              <w:t>초안(검토 미실시)</w:t>
+            </w:r>
+          </w:p>
+        </w:tc>
+      </w:tr>
+      <w:tr>
+        <w:tc>
+          <w:tcPr>
+            <w:tcW w:type="dxa" w:w="1972"/>
+          </w:tcPr>
+          <w:p>
+            <w:r>
+              <w:t>0.3</w:t>
+            </w:r>
+          </w:p>
+        </w:tc>
+        <w:tc>
+          <w:tcPr>
+            <w:tcW w:type="dxa" w:w="1972"/>
+          </w:tcPr>
+          <w:p>
+            <w:r>
+              <w:t>2026-09-20</w:t>
+            </w:r>
+          </w:p>
+        </w:tc>
+        <w:tc>
+          <w:tcPr>
+            <w:tcW w:type="dxa" w:w="1972"/>
+          </w:tcPr>
+          <w:p>
+            <w:r>
+              <w:t>integration-tester</w:t>
+            </w:r>
+          </w:p>
+        </w:tc>
+        <w:tc>
+          <w:tcPr>
+            <w:tcW w:type="dxa" w:w="1972"/>
+          </w:tcPr>
+          <w:p>
+            <w:r>
+              <w:t>Phase 3 확장 — ENG-SWE2-001 v0.3 11장 15~21단계 통합 순서를 그대로 따라 IT-0094~IT-0140(47건) 신규 설계·실행. IF-0021~IF-0023(신규) 및 확장된 IF-0001/IF-0005/IF-0007/IF-0008/IF-0020 전체 대상 함수 커버리지 100%(75/75, src/ngv 전체+testsupport), Call 커버리지 100%(AST 매칭 38개 호출지점 중 34개 coverage.py 직접실측 + Phase1/2부터 이어지는 동일 도구 한계(다줄 호출식) 4개는 런타임 증거로 보완) 달성. 차속 경계값(2.9/3.0/3.1km/h), ISOFIX/자동주행잠금 좌우 4조합, Phase3 우선순위 체인(4=ignition-off/5=ISOFIX/6=자동주행잠금) 상충, OFF 상태전 조합, 오류 주입(vehicleSpeedField/isofix/ignitionOnField invalid) 포함.</w:t>
             </w:r>
           </w:p>
         </w:tc>
@@ -1204,6 +1256,12 @@
       </w:pPr>
       <w:r>
         <w:t>Phase 2 포함: 8~14단계 통합 순서에 따른 ARC-0010~0013 신규 리프 컴포넌트 독립 시험, ARC-0005 우선순위 규칙 체인(충돌&gt;접근위험[override 예외]&gt;화재 등) 실제 검증, ARC-0001 신규 필드 검증 확장, ARC-0009 candidateCommands 조립 종단 검증. 시험 코드는 tests_integration/test_it_step8_*.py ~ test_it_step14_*.py에 위치한다. Phase 2 제외: SWR-006 override의 실제 출력 전환 여부(OEM-FR-003 원문 미기재, ledger 갭 5), override 트리거 입력 채널(OEM-FR-001, releaseReRequested는 항상 False인 placeholder — IT-0084가 이 한계를 통합 수준에서 실증), SWR-008(PENDING 미개시)의 추론 요구사항 지위(OEM-A 확인 전까지 잠정). 외부 경계는 1.3절 Phase1 서술과 동일하게 HIL/실차/SYS.4/HARA·ASIL 도출 범위 밖이다.</w:t>
+      </w:r>
+    </w:p>
+    <w:p>
+      <w:pPr/>
+      <w:r>
+        <w:t>Phase 3 포함: 15~21단계 통합 순서에 따른 ARC-0014~0016 신규 리프 컴포넌트 독립 시험, ARC-0005 우선순위 체인 확장(4=ignition-off해제/5=ISOFIX강제잠금/6=자동주행잠금) 실제 검증, ARC-0003 OFF 상태 판정 확장 검증, ARC-0001 신규 필드(vehicle_speed_kph 잔여/isofix_left/isofix_right) 검증 확장, ARC-0009 candidateCommands Phase3 조립 종단 검증. 시험 코드는 tests_integration/test_it_step15_*.py ~ test_it_step21_*.py에 위치한다. Phase 3 제외: SWR-018(ISOFIX 강제잠금)의 해제요청 명시적 억제 여부(누적 갭14, 코드 자체에 해당 로직이 없어 시험 대상 없음), SWR-003 하강 시 자동 RELEASE 복귀 여부(누적 갭17, 동일 사유), gear 필드(누적 갭12, ARC-0001이 검증 대상에서 계속 제외 — 시험 대상 없음), 접근위험(ASIL B) vs ignition-off(QM) 우선순위의 OEM-A 최종 확인(누적 갭16 — IT-0112/IT-0135는 현재 코드 동작을 문서화할 뿐 이 관계가 최종 확정되었다고 단정하지 않음). 외부 경계는 1.3절 Phase1/2 서술과 동일하게 HIL/실차/SYS.4/HARA·ASIL 도출 범위 밖이다.</w:t>
       </w:r>
     </w:p>
     <w:p>
@@ -2046,6 +2104,370 @@
           </w:p>
         </w:tc>
       </w:tr>
+      <w:tr>
+        <w:tc>
+          <w:tcPr>
+            <w:tcW w:type="dxa" w:w="1972"/>
+          </w:tcPr>
+          <w:p>
+            <w:r>
+              <w:t>15</w:t>
+            </w:r>
+          </w:p>
+        </w:tc>
+        <w:tc>
+          <w:tcPr>
+            <w:tcW w:type="dxa" w:w="1972"/>
+          </w:tcPr>
+          <w:p>
+            <w:r>
+              <w:t>ARC-0016 (ignition-off 해제 후보 생성)</w:t>
+            </w:r>
+          </w:p>
+        </w:tc>
+        <w:tc>
+          <w:tcPr>
+            <w:tcW w:type="dxa" w:w="1972"/>
+          </w:tcPr>
+          <w:p>
+            <w:r>
+              <w:t>IF-0023 (단위시험 하네스, ignitionOnField valid/TRUE/FALSE 시험벡터)</w:t>
+            </w:r>
+          </w:p>
+        </w:tc>
+        <w:tc>
+          <w:tcPr>
+            <w:tcW w:type="dxa" w:w="1972"/>
+          </w:tcPr>
+          <w:p>
+            <w:r>
+              <w:t>불필요(의존 없음)</w:t>
+            </w:r>
+          </w:p>
+        </w:tc>
+        <w:tc>
+          <w:tcPr>
+            <w:tcW w:type="dxa" w:w="1972"/>
+          </w:tcPr>
+          <w:p>
+            <w:r>
+              <w:t>없음</w:t>
+            </w:r>
+          </w:p>
+        </w:tc>
+      </w:tr>
+      <w:tr>
+        <w:tc>
+          <w:tcPr>
+            <w:tcW w:type="dxa" w:w="1972"/>
+          </w:tcPr>
+          <w:p>
+            <w:r>
+              <w:t>16</w:t>
+            </w:r>
+          </w:p>
+        </w:tc>
+        <w:tc>
+          <w:tcPr>
+            <w:tcW w:type="dxa" w:w="1972"/>
+          </w:tcPr>
+          <w:p>
+            <w:r>
+              <w:t>ARC-0015 (ISOFIX 강제잠금 감시)</w:t>
+            </w:r>
+          </w:p>
+        </w:tc>
+        <w:tc>
+          <w:tcPr>
+            <w:tcW w:type="dxa" w:w="1972"/>
+          </w:tcPr>
+          <w:p>
+            <w:r>
+              <w:t>IF-0022 (단위시험 하네스, 좌우 4조합 FF/FT/TF/TT 시험벡터 — ARC-0011과 동일 패턴)</w:t>
+            </w:r>
+          </w:p>
+        </w:tc>
+        <w:tc>
+          <w:tcPr>
+            <w:tcW w:type="dxa" w:w="1972"/>
+          </w:tcPr>
+          <w:p>
+            <w:r>
+              <w:t>불필요</w:t>
+            </w:r>
+          </w:p>
+        </w:tc>
+        <w:tc>
+          <w:tcPr>
+            <w:tcW w:type="dxa" w:w="1972"/>
+          </w:tcPr>
+          <w:p>
+            <w:r>
+              <w:t>없음</w:t>
+            </w:r>
+          </w:p>
+        </w:tc>
+      </w:tr>
+      <w:tr>
+        <w:tc>
+          <w:tcPr>
+            <w:tcW w:type="dxa" w:w="1972"/>
+          </w:tcPr>
+          <w:p>
+            <w:r>
+              <w:t>17</w:t>
+            </w:r>
+          </w:p>
+        </w:tc>
+        <w:tc>
+          <w:tcPr>
+            <w:tcW w:type="dxa" w:w="1972"/>
+          </w:tcPr>
+          <w:p>
+            <w:r>
+              <w:t>ARC-0014 (차속 자동주행잠금 감시)</w:t>
+            </w:r>
+          </w:p>
+        </w:tc>
+        <w:tc>
+          <w:tcPr>
+            <w:tcW w:type="dxa" w:w="1972"/>
+          </w:tcPr>
+          <w:p>
+            <w:r>
+              <w:t>IF-0021 (단위시험 하네스, 차속 경계값 2.9/3.0/3.1 km/h 시험벡터)</w:t>
+            </w:r>
+          </w:p>
+        </w:tc>
+        <w:tc>
+          <w:tcPr>
+            <w:tcW w:type="dxa" w:w="1972"/>
+          </w:tcPr>
+          <w:p>
+            <w:r>
+              <w:t>불필요</w:t>
+            </w:r>
+          </w:p>
+        </w:tc>
+        <w:tc>
+          <w:tcPr>
+            <w:tcW w:type="dxa" w:w="1972"/>
+          </w:tcPr>
+          <w:p>
+            <w:r>
+              <w:t>없음</w:t>
+            </w:r>
+          </w:p>
+        </w:tc>
+      </w:tr>
+      <w:tr>
+        <w:tc>
+          <w:tcPr>
+            <w:tcW w:type="dxa" w:w="1972"/>
+          </w:tcPr>
+          <w:p>
+            <w:r>
+              <w:t>18</w:t>
+            </w:r>
+          </w:p>
+        </w:tc>
+        <w:tc>
+          <w:tcPr>
+            <w:tcW w:type="dxa" w:w="1972"/>
+          </w:tcPr>
+          <w:p>
+            <w:r>
+              <w:t>ARC-0005 (Command Arbiter, 우선순위 체인 확장 — 4=ignition-off해제, 5=ISOFIX강제잠금, 6=자동주행잠금)</w:t>
+            </w:r>
+          </w:p>
+        </w:tc>
+        <w:tc>
+          <w:tcPr>
+            <w:tcW w:type="dxa" w:w="1972"/>
+          </w:tcPr>
+          <w:p>
+            <w:r>
+              <w:t>IF-0008 (단위시험 하네스, 15~17단계 결과를 모사한 candidateCommands 합성 주입 — LOCK계열/RELEASE계열 상충 시나리오 포함)</w:t>
+            </w:r>
+          </w:p>
+        </w:tc>
+        <w:tc>
+          <w:tcPr>
+            <w:tcW w:type="dxa" w:w="1972"/>
+          </w:tcPr>
+          <w:p>
+            <w:r>
+              <w:t>불필요(15~17단계 실물 불필요)</w:t>
+            </w:r>
+          </w:p>
+        </w:tc>
+        <w:tc>
+          <w:tcPr>
+            <w:tcW w:type="dxa" w:w="1972"/>
+          </w:tcPr>
+          <w:p>
+            <w:r>
+              <w:t>1~4, 8~12단계(Phase 1/2 게이트·우선순위 규칙) 회귀 필요 — 신규 우선순위 추가가 기존 규칙을 깨지 않는지 확인(코드 변경 없음, OCP 재확인)</w:t>
+            </w:r>
+          </w:p>
+        </w:tc>
+      </w:tr>
+      <w:tr>
+        <w:tc>
+          <w:tcPr>
+            <w:tcW w:type="dxa" w:w="1972"/>
+          </w:tcPr>
+          <w:p>
+            <w:r>
+              <w:t>19</w:t>
+            </w:r>
+          </w:p>
+        </w:tc>
+        <w:tc>
+          <w:tcPr>
+            <w:tcW w:type="dxa" w:w="1972"/>
+          </w:tcPr>
+          <w:p>
+            <w:r>
+              <w:t>ARC-0003 (상태 관리자, OFF 상태 추가 — FAULT&gt;OFF&gt;DEGRADED&gt;NORMAL)</w:t>
+            </w:r>
+          </w:p>
+        </w:tc>
+        <w:tc>
+          <w:tcPr>
+            <w:tcW w:type="dxa" w:w="1972"/>
+          </w:tcPr>
+          <w:p>
+            <w:r>
+              <w:t>IF-0007 (단위시험 하네스, ignitionOnField 추가 파라미터 포함 합성 입력)</w:t>
+            </w:r>
+          </w:p>
+        </w:tc>
+        <w:tc>
+          <w:tcPr>
+            <w:tcW w:type="dxa" w:w="1972"/>
+          </w:tcPr>
+          <w:p>
+            <w:r>
+              <w:t>불필요</w:t>
+            </w:r>
+          </w:p>
+        </w:tc>
+        <w:tc>
+          <w:tcPr>
+            <w:tcW w:type="dxa" w:w="1972"/>
+          </w:tcPr>
+          <w:p>
+            <w:r>
+              <w:t>2단계(Phase 1 상태판정) 회귀 필요 — OFF 추가가 기존 FAULT/DEGRADED 판정에 영향 없는지 확인</w:t>
+            </w:r>
+          </w:p>
+        </w:tc>
+      </w:tr>
+      <w:tr>
+        <w:tc>
+          <w:tcPr>
+            <w:tcW w:type="dxa" w:w="1972"/>
+          </w:tcPr>
+          <w:p>
+            <w:r>
+              <w:t>20</w:t>
+            </w:r>
+          </w:p>
+        </w:tc>
+        <w:tc>
+          <w:tcPr>
+            <w:tcW w:type="dxa" w:w="1972"/>
+          </w:tcPr>
+          <w:p>
+            <w:r>
+              <w:t>ARC-0001 (입력 검증 어댑터, IF-0001 잔여필드[vehicle_speed_kph]·IF-0020[isofix_left/right] 검증 확장)</w:t>
+            </w:r>
+          </w:p>
+        </w:tc>
+        <w:tc>
+          <w:tcPr>
+            <w:tcW w:type="dxa" w:w="1972"/>
+          </w:tcPr>
+          <w:p>
+            <w:r>
+              <w:t>IF-0020, IF-0001 확장 데이터, IF-0005 확장 데이터 (단위시험 하네스, Vehicle 원시 입력은 시험벡터로 대체)</w:t>
+            </w:r>
+          </w:p>
+        </w:tc>
+        <w:tc>
+          <w:tcPr>
+            <w:tcW w:type="dxa" w:w="1972"/>
+          </w:tcPr>
+          <w:p>
+            <w:r>
+              <w:t>불필요</w:t>
+            </w:r>
+          </w:p>
+        </w:tc>
+        <w:tc>
+          <w:tcPr>
+            <w:tcW w:type="dxa" w:w="1972"/>
+          </w:tcPr>
+          <w:p>
+            <w:r>
+              <w:t>7, 13단계(기존 필드 검증) 회귀 필요 — 신규 필드 검증 추가가 기존 검증 로직에 영향 없는지 확인</w:t>
+            </w:r>
+          </w:p>
+        </w:tc>
+      </w:tr>
+      <w:tr>
+        <w:tc>
+          <w:tcPr>
+            <w:tcW w:type="dxa" w:w="1972"/>
+          </w:tcPr>
+          <w:p>
+            <w:r>
+              <w:t>21</w:t>
+            </w:r>
+          </w:p>
+        </w:tc>
+        <w:tc>
+          <w:tcPr>
+            <w:tcW w:type="dxa" w:w="1972"/>
+          </w:tcPr>
+          <w:p>
+            <w:r>
+              <w:t>ARC-0009 (오케스트레이터, ARC-0014~0016 호출·candidateCommands 조립 확장, ignitionOnField를 ARC-0003에 전달)</w:t>
+            </w:r>
+          </w:p>
+        </w:tc>
+        <w:tc>
+          <w:tcPr>
+            <w:tcW w:type="dxa" w:w="1972"/>
+          </w:tcPr>
+          <w:p>
+            <w:r>
+              <w:t>IF-0021~IF-0023 + IF-0007/IF-0008 확장 전체(15~20단계 실물 컴포넌트와 통합)</w:t>
+            </w:r>
+          </w:p>
+        </w:tc>
+        <w:tc>
+          <w:tcPr>
+            <w:tcW w:type="dxa" w:w="1972"/>
+          </w:tcPr>
+          <w:p>
+            <w:r>
+              <w:t>불필요(6단계에서 이미 오케스트레이터 실물 확보, 확장분만 추가 통합)</w:t>
+            </w:r>
+          </w:p>
+        </w:tc>
+        <w:tc>
+          <w:tcPr>
+            <w:tcW w:type="dxa" w:w="1972"/>
+          </w:tcPr>
+          <w:p>
+            <w:r>
+              <w:t>1~20단계 전체 회귀 + Phase 1/2 인수시나리오 재실행 + Phase 3 인수시나리오(SWR-003/018/020, ENG-SWE1-001 검증방안) 신규 실행</w:t>
+            </w:r>
+          </w:p>
+        </w:tc>
+      </w:tr>
     </w:tbl>
     <w:p>
       <w:pPr>
@@ -2153,6 +2575,12 @@
       </w:r>
     </w:p>
     <w:p>
+      <w:pPr/>
+      <w:r>
+        <w:t>Phase 3 갱신: 위 진입/중단/재개/완료 기준은 15~21단계에도 동일하게 적용된다. 완료(종료) 기준의 함수 커버리지 100%·Call 커버리지 100%는 이번 개정에서 src/ngv 전체(Phase1+2 컴포넌트 + Phase3 신규/갱신 컴포넌트)와 testsupport/orchestrator_factory.py를 측정 범위로 누적 적용한다 — Phase1 43건 + Phase2 50건 + Phase3 신규 47건을 tests_integration/ 전체(140건)로 함께 실행해 실측했다(7장/12장 실측치 참조). 100% 미달 시 완료로 보고하지 않는다는 원칙은 Phase3에도 동일하게 적용되며, 실제로 함수 커버리지 100%(75/75)를 확인했고 Call 커버리지는 직접실측(34/38) + 런타임 증거 보완(4/38)으로 100%(38/38)를 확인했다.</w:t>
+      </w:r>
+    </w:p>
+    <w:p>
       <w:pPr>
         <w:pStyle w:val="Heading1"/>
       </w:pPr>
@@ -2183,6 +2611,12 @@
       </w:pPr>
       <w:r>
         <w:t>Phase 2(본 개정) 신규 50개 통합시험 케이스(IT-0044~IT-0093)를 ENG-SWE5-002에 상세 기록했다. 단계별 개수: 8단계(ARC-0010/IF-0016) 5건(IT-0044~0048), 9단계(ARC-0011/IF-0017) 6건(IT-0049~0054), 10단계(ARC-0012/IF-0018) 7건(IT-0055~0061), 11단계(ARC-0013/IF-0019) 7건(IT-0062~0068), 12단계(ARC-0005 우선순위 체인/IF-0008) 6건(IT-0069~0074), 13단계(ARC-0001 신규 필드 검증/IF-0013~0015) 8건(IT-0075~0081, IT-0093), 14단계(ARC-0009 전체 통합/IF-0016~0019+IF-0008) 11건(IT-0082~0092). 기존 IT-0020(4단계)은 IU-0005 Phase2 계약 대체에 맞춰 실제결과를 갱신했다(구 NotImplementedError 검증 → 신 우선순위 선택 검증). 신규 인터페이스 (IF-0016~IF-0019)와 확장된 인터페이스(IF-0005/IF-0008/IF-0013~IF-0015) 모두 최소 1개 이상의 케이스로 커버되며(고아 인터페이스 없음), ASIL B 경로(SWR-005/007/009 관련 IU-0010/0011/0005)에는 오류 주입 케이스(IT-0047/0048, IT-0053/0054, IT-0072~0074, IT-0088)를 포함했다. Phase1 43건 + Phase2 50건 = 총 93건 전량 자동화(unittest)되어 있다.</w:t>
+      </w:r>
+    </w:p>
+    <w:p>
+      <w:pPr/>
+      <w:r>
+        <w:t>Phase 3(본 개정) 신규 47개 통합시험 케이스(IT-0094~IT-0140)를 ENG-SWE5-002에 상세 기록했다. 단계별 개수: 15단계(ARC-0016/IF-0023) 4건(IT-0094~0097), 16단계(ARC-0015/IF-0022) 6건(IT-0098~0103), 17단계(ARC-0014/IF-0021) 5건(IT-0104~0108), 18단계(ARC-0005 우선순위 체인 확장/IF-0008) 8건(IT-0109~0116), 19단계(ARC-0003 OFF 상태/IF-0007) 7건(IT-0117~0123), 20단계(ARC-0001 신규 필드/IF-0001·IF-0020·IF-0005) 7건(IT-0124~0130), 21단계(ARC-0009 전체 통합/IF-0021~0023+IF-0007/IF-0008) 10건(IT-0131~0140). 신규 인터페이스(IF-0021~IF-0023)와 확장된 인터페이스(IF-0001/IF-0005/IF-0007/IF-0008/IF-0020) 모두 최소 1개 이상의 케이스로 커버되며(고아 인터페이스 없음), Phase3 신규 요구사항(SWR-003/018/020, 모두 QM)에는 경계값(IT-0104~0106, 2.9/3.0/3.1km/h)·좌우 4조합(IT-0098~0101)·우선순위 상충(IT-0109~0113, IT-0134/0135)·오류 주입(IT-0096/0102/0107/0121/0137~0139)을 포함했다. Phase1 43건 + Phase2 50건 + Phase3 47건 = 총 140건 전량 자동화(unittest)되어 있다.</w:t>
       </w:r>
     </w:p>
     <w:p>
@@ -2347,6 +2781,12 @@
       </w:r>
     </w:p>
     <w:p>
+      <w:pPr/>
+      <w:r>
+        <w:t>Phase 3 기법 적용: 결정테이블 테스트(Decision Table Testing)는 ENG-SWE3-001 v0.3 7장 결정표 K(IU-0003 확장 상태판정)·L(IU-0014 차속판정)·M(IU-0015 좌우ISOFIX)·N(IU-0016 ignition-off판정)을 그대로 시험 설계 입력으로 사용했다(IT-0094~0095, 0098~0101, 0104~0106, 0117~0123). 경계값분석은 AUTO_DRIVE_LOCK_SPEED_THRESHOLD_KPH(3.0km/h) 경계(IT-0104~0106, IT-0125/0126)에 적용했다. 동등분할은 좌우 4조합(FF/FT/TF/TT, IT-0098~0101)과 형식오류 클래스(IT-0107/0127)에 적용했다. 오류주입(Fault Injection Test)은 Phase3 신규 필드(vehicleSpeedField/isofixLeft/RightField/ignitionOnField) valid=False 시 10.4절 원칙(신규 능동 후보 미생성)이 그대로 적용되는지(IT-0096/0102/0107), None 상위 계약 위반(IT-0097/0103/0108/0122), 그리고 8.8절 SW 설계 재량(ignitionOnField.valid=False 시 OFF 미판정)이 단위·전체 체인 양 수준에서 지켜지는지(IT-0121, IT-0139, 작업 지침이 명시한 회귀 확인 항목)에 집중 적용했다. 유스케이스 테스트는 ENG-SWE2-001 7장 시나리오 8~11(자동주행잠금/ISOFIX강제잠금/ignition-off해제/LOCK계열-RELEASE계열 상충)을 전체 체인 실물 배선으로 재현했다(IT-0131~0136). 9장 우선순위 체인 확정에 따른 priority 4/5/6 상충 조합(4 vs 5, 4 vs 6, 5 vs 6)과, 해소되지 않고 유지되는 갭16(접근위험 priority=2 vs ignition-off priority=4) 조합은 결정테이블 테스트로 개별 다루었으며(IT-0109~0113, IT-0134/0135), 갭16 케이스는 '현재 동작 문서화' 성격임을 케이스 문서화 자체에 명시했다(임의로 갭이 해소되었다고 단정하지 않음). Phase 3 커버리지 실측(5장 종료 기준 근거): coverage.py(--branch, --source=src/ngv,testsupport)로 tests_integration/ 전체를 포함한 프로젝트 전체 회귀(단위137+통합140+시스템30=307건)를 실행해 실측했다. 함수 커버리지는 radon cc -j(python -m radon, PATH 미등록으로 -m 호출)로 src/ngv 전체 15개 소스 파일 + testsupport/orchestrator_factory.py의 모든 함수/메서드 lineno를 추출해 executed_lines와 대조한 결과 75/75(100%) 확인했다(Phase3 신규/갱신 7개 파일 41개 함수 포함). Call 커버리지는 ast.Call 노드 기반 호출지점 38개(오케스트레이터의 IF-0006~0023 15개 호출지점, IU-0014/0015/0016 내부 후보생성 헬퍼 호출지점 4개, IU-0003 내부 결정 헬퍼 호출지점 2개, IU-0009 assemble* 헬퍼 호출지점 3개, IU-0001 normalizeCycle() 내부 검증함수 호출지점 14개) 중 34개(89.5%)를 coverage.py 줄 단위 실행으로 직접 실측 100% 확인했다(신규 IF-0021~IF-0023 관련 15개 호출지점 전부 포함). 나머지 4개(safety_kernel_orchestrator.py의 publish/publishWarning/log 호출지점 — Phase1/2부터 이어지는 동일한 람다-튜플 표현식 coverage.py 도구 한계, 코드 미변경; assemblePhase3Candidates 호출지점[193행] — candidates.extend(...) 다줄 호출식이 동일한 종류의 물리줄 귀속 한계에 새로 해당됨)는 IT-0136(recordCalls 실물 계측으로 14개 호출 전부를 순서까지 기록, publish/publishWarning/log 포함)과 IT-0131~0135(Phase3 전용 후보만으로 실제 출력이 전환되는 것을 관측 — assemblePhase3Candidates가 실행되지 않았다면 재현 불가능한 결과)의 런타임 증거로 보완 증명했다 — 총 38개 아키텍처 호출관계 전부 실행 확인. 문/분기 커버리지도 coverage.py 실측 100%(전 24개 대상 파일 percent_covered=100.0)다.</w:t>
+      </w:r>
+    </w:p>
+    <w:p>
       <w:pPr>
         <w:pStyle w:val="Heading1"/>
       </w:pPr>
@@ -2404,6 +2844,12 @@
       </w:r>
     </w:p>
     <w:p>
+      <w:pPr/>
+      <w:r>
+        <w:t>Phase 3 회귀 확인: 18단계(ARC-0005 확장)는 1~4, 8~12단계(Phase1/2 게이트·우선순위 규칙) 회귀를, 19단계(ARC-0003 확장)는 2단계(Phase1 상태판정) 회귀를, 20단계(ARC-0001 확장)는 7, 13단계(기존 필드 검증) 회귀를, 21단계(ARC-0009 확장)는 1~20단계 전체 회귀 + Phase1/2 인수시나리오 재실행 + Phase3 인수시나리오(SWR-003/018/020) 신규 실행을 각각 포함했다(11장 순서표 회귀 범위 열과 동일). IT-0114/0115(FAULT/INPUT_INVALID 게이트가 Phase3 후보를 여전히 차단), IT-0140(Phase3 원시 필드 미제공 시 Phase1/2 동작 불변), IT-0117(ignition ON 정상 상태에서 NORMAL 판정 불변)으로 회귀 없음을 직접 확인했다. coding 게이트가 기계적으로 동기화한 test_it_step6/14의 Phase3 3개 협력객체(vehicleSpeedMonitor/isofixMonitor/ignitionOffReleaseMonitor) 배선도 재확인했다 — buildPhase2Collaborators()(파일명은 Phase2 시절 그대로이나 Phase3 협력객체까지 포함하도록 이미 정확히 갱신되어 있음을 확인, 정정 불필요). `python -m unittest discover -s tests_integration -p "test_*.py"` 한 번으로 Phase1+2+3 140건 전체 회귀를 재실행할 수 있으며, 프로젝트 전체 회귀(`python -m unittest discover -p "test_*.py"`)는 단위 137 + 통합 140 + 시스템 30 = 307건 전량 Pass를 확인했다.</w:t>
+      </w:r>
+    </w:p>
+    <w:p>
       <w:pPr>
         <w:pStyle w:val="Heading1"/>
       </w:pPr>
@@ -2425,6 +2871,12 @@
           <w:sz w:val="19"/>
         </w:rPr>
         <w:t xml:space="preserve">실패 분류 규칙(integration-testing 스킬 results-and-regression.md 준수): 구현 결함이면 coding/detailed-designer에 피드백하고 Defect ID를 연결한다. 테스트 설계 결함(잘못된 기대값 등)이면 ENG-SWE5-002 케이스를 수정하고 Change History에 수정 사유를 남긴다. 환경/도구 문제이면 환경을 고치고 재실행하며 "결함 없음"으로 조용히 덮지 않는다. 계획된 편차(의도적으로 이번엔 다루지 않는 범위)이면 12장(적용 한계)에 근거와 함께 명시하고 사용자 확인을 받는다. 본 개정(0.1)의 실행 결과: 43/43 Pass, 실패 0건 — 분류 대상 결함 없음. 다만 시험 설계·실행 과정에서 발견한 방법론적 이슈(coverage.py의 람다-튜플 표현식 줄 단위 추적 한계)는 "환경/도구 문제"로 분류해 7장/12장에 근거와 보완 방법을 기록했다(조용히 덮지 않고 명시).</w:t>
+      </w:r>
+    </w:p>
+    <w:p>
+      <w:pPr/>
+      <w:r>
+        <w:t>Phase 3(본 개정)의 실행 결과: 47/47 Pass, 실패 0건 — 분류 대상 결함 없음. 새로 발견한 방법론적 이슈(coverage.py가 candidates.extend(...) 다줄 호출식의 내부 Call 노드 줄을 개별 statement로 추적하지 못하는 한계)는 Phase1/2와 동일한 성격의 "환경/도구 문제"로 분류해 7장/12장에 근거와 보완 방법(런타임 증거)을 기록했다(조용히 덮지 않고 명시). IT-0112/IT-0135(접근위험 vs ignition-off 우선순위, 누적 갭16)는 Fail이 아니라 "현재 동작 문서화" 목적의 Pass로 기록했다 — 이 우선순위 관계가 OEM-A로 최종 확정되었다고 단정하지 않으며, 계획된 편차(12장)로도 분류하지 않는다. 단지 코드의 현재 동작을 회귀 고정해 향후 이 관계가 의도치 않게 바뀌는지 감지하기 위한 목적임을 명시한다.</w:t>
       </w:r>
     </w:p>
     <w:p>
@@ -2458,6 +2910,12 @@
       </w:pPr>
       <w:r>
         <w:t>Phase 2에서 신규 인터페이스(IF-0016~IF-0019) ↔ IT-0044~IT-0093(ENG-SWE5-002) ↔ 실행 결과(ENG-SWE5-003 RUN-SWE5-002) ↔ 결함(해당 없음, 93/93 Pass)의 연결을 동일하게 Trace 열로 대응했다. ENG-TRC-001의 SWR-005/006/007/008/009/017 7개 행(OEM-SR-001/SR-002/FR-003/FR-005)의 SWE.5 열을 이번 개정에서 갱신했다(13장 참조).</w:t>
+      </w:r>
+    </w:p>
+    <w:p>
+      <w:pPr/>
+      <w:r>
+        <w:t>Phase 3에서 신규 인터페이스(IF-0021~IF-0023) ↔ IT-0094~IT-0140(ENG-SWE5-002) ↔ 실행 결과(ENG-SWE5-003 RUN-SWE5-003) ↔ 결함(해당 없음, 47/47 Pass)의 연결을 동일하게 Trace 열로 대응했다. ENG-TRC-001의 SWR-003/018/020 3개 행(OEM-FR-002/FR-006/FR-007)의 SWE.5 열을 이번 개정에서 갱신했다(13장 참조).</w:t>
       </w:r>
     </w:p>
     <w:p>
@@ -2590,6 +3048,12 @@
       </w:r>
     </w:p>
     <w:p>
+      <w:pPr/>
+      <w:r>
+        <w:t>Phase 3 신규 적용 한계: SWR-018(ISOFIX 강제잠금)의 해제요청 명시적 억제 여부(누적 갭14)는 ARC-0015가 후보를 우선순위 경쟁에만 참여시킬 뿐 별도 억제 메커니즘을 갖지 않아, 이번 통합시험 범위에서는 애초에 시험 대상이 되는 코드가 없다(설계 자체가 이 메커니즘을 포함하지 않음). SWR-003 하강 시 자동 RELEASE 복귀 여부(누적 갭17)도 동일하게 ARC-0014가 조건 미성립 시 후보를 생성하지 않는 현재 설계의 부수 효과일 뿐 명시적 요구사항이 아니므로 통합시험 대상 밖이다. 접근위험(priority=2, ASIL B)과 ignition-off(priority=4, QM) 동일 도어 동시 성립 시 우선순위(누적 갭16)는 IT-0112(단위 수준)·IT-0135(전체 체인 수준)로 현재 코드 동작(접근위험 승리)을 문서화했을 뿐이며, 이 우선순위 관계가 OEM-A로 최종 확정되었다고 단정하지 않는다 — 임의로 갭을 해소했다고 보고하지 않는다. gear 필드(누적 갭12)는 ARC-0001이 검증 대상에서 계속 제외해 시험 대상이 없다. coverage.py 방법론적 한계(Phase1/2와 동일 성격, 재확인 및 신규 인스턴스): runPublishStages()의 람다-튜플 한계(IF-0010/0011/0012)는 Phase3에서도 코드가 변경되지 않아 동일하게 재현되며, 이번 개정에서 새로 발견된 동일 종류의 한계(assemblePhase3Candidates() 호출이 candidates.extend(...) 다줄 호출식 내부에 위치해 193행이 coverage.py에 개별 statement로 잡히지 않음)도 같은 방식(런타임 증거, IT-0136/IT-0131~0135)으로 보완했다. Command Arbiter 우선순위 규칙 체인(Phase3 범위 확정): Phase2가 남겨둔 "향후 Phase(ISOFIX 강제잠금 등, priority 4+)의 추가 규칙은 이번 범위 밖" 한계는 이번 개정으로 해소되었다 — ignition-off해제(priority=4)/ISOFIX강제잠금(priority=5)/자동주행잠금(priority=6) 3개 규칙이 실제로 통합시험됨(IT-0109~0116). Phase1/2 적용 한계(source_timestamp_s 상한 미확정, DEGRADED/FAULT 즉시 전이 가정, releaseReRequested placeholder, HIL/실차/SYS.4 범위 밖)는 이번 개정에서도 그대로 유지된다.</w:t>
+      </w:r>
+    </w:p>
+    <w:p>
       <w:pPr>
         <w:pStyle w:val="Heading1"/>
       </w:pPr>
@@ -2620,6 +3084,12 @@
       </w:pPr>
       <w:r>
         <w:t>본 개정에서 SWR-005, SWR-006, SWR-007, SWR-008, SWR-009, SWR-017 7개 행(OEM-SR-001/SR-002/FR-003/FR-005 대응)의 SWE.5 열을 각각 관련 IT-0044~IT-0093(ENG-SWE5-002 Trace 열 참조)로 채우고, Coverage 열을 "SWE.5까지 완료(함수 커버리지 100%[47/47], Call 커버리지 100%[coverage.py 직접실측 45/48 + 런타임 증거 보완 3건, 총 13/13 아키텍처 호출관계] — SWE.6은 이후 단계 대기)"로 갱신했다(실제 파일 갱신은 본 산출물과 함께 수행).</w:t>
+      </w:r>
+    </w:p>
+    <w:p>
+      <w:pPr/>
+      <w:r>
+        <w:t>본 개정에서 SWR-003, SWR-018, SWR-020 3개 행(OEM-FR-002/FR-006/FR-007 대응)의 SWE.5 열을 각각 관련 IT-0094~IT-0140(ENG-SWE5-002 Trace 열 참조)로 채우고, Coverage 열을 "SWE.5까지 완료(함수 커버리지 100%[75/75], Call 커버리지 100%[coverage.py 직접실측 34/38 + 런타임 증거 보완 4건, 총 38/38 아키텍처 호출관계] — SWE.6은 이후 단계 대기)"로 갱신했다(실제 파일 갱신은 본 산출물과 함께 수행).</w:t>
       </w:r>
     </w:p>
     <w:p>
@@ -2799,6 +3269,24 @@
       </w:pPr>
       <w:r>
         <w:t>tests_integration/test_it_step8_*.py ~ test_it_step14_*.py — Phase2 통합시험 자동화 코드</w:t>
+      </w:r>
+    </w:p>
+    <w:p>
+      <w:pPr/>
+      <w:r>
+        <w:t>ENG-SWE2-001 v0.3(Phase3, IF-0020~IF-0023, 11장 15~21단계) — Phase3 테스트 베이시스</w:t>
+      </w:r>
+    </w:p>
+    <w:p>
+      <w:pPr/>
+      <w:r>
+        <w:t>ENG-SWE3-001 v0.3(Phase3, 7장 결정표 K~O) — Phase3 시험 설계 참고</w:t>
+      </w:r>
+    </w:p>
+    <w:p>
+      <w:pPr/>
+      <w:r>
+        <w:t>tests_integration/test_it_step15_*.py ~ test_it_step21_*.py — Phase3 통합시험 자동화 코드</w:t>
       </w:r>
     </w:p>
     <w:sectPr>
